--- a/Words/Categories of Collocations and Words.docx
+++ b/Words/Categories of Collocations and Words.docx
@@ -993,7 +993,7 @@
           <w:szCs w:val="23"/>
           <w:shd w:val="clear" w:color="auto" w:fill="FFFFFF"/>
         </w:rPr>
-        <w:t xml:space="preserve">binary : </w:t>
+        <w:t xml:space="preserve">binary: </w:t>
       </w:r>
       <w:r>
         <w:rPr>
@@ -1024,7 +1024,7 @@
           <w:szCs w:val="23"/>
           <w:shd w:val="clear" w:color="auto" w:fill="FFFFFF"/>
         </w:rPr>
-        <w:t xml:space="preserve">decimal : </w:t>
+        <w:t xml:space="preserve">decimal: </w:t>
       </w:r>
       <w:r>
         <w:rPr>
@@ -1055,7 +1055,7 @@
           <w:szCs w:val="23"/>
           <w:shd w:val="clear" w:color="auto" w:fill="FFFFFF"/>
         </w:rPr>
-        <w:t xml:space="preserve">octal number : </w:t>
+        <w:t xml:space="preserve">octal number: </w:t>
       </w:r>
       <w:r>
         <w:rPr>
@@ -1086,7 +1086,7 @@
           <w:szCs w:val="23"/>
           <w:shd w:val="clear" w:color="auto" w:fill="FFFFFF"/>
         </w:rPr>
-        <w:t>hexadecimal : 16</w:t>
+        <w:t>hexadecimal: 16</w:t>
       </w:r>
       <w:r>
         <w:rPr>
@@ -1292,12 +1292,135 @@
       </w:pPr>
       <w:r>
         <w:rPr>
-          <w:rFonts w:ascii="Arial" w:hAnsi="Arial" w:cs="Arial"/>
-          <w:color w:val="202122"/>
-          <w:sz w:val="23"/>
-          <w:szCs w:val="23"/>
-          <w:shd w:val="clear" w:color="auto" w:fill="FFFFFF"/>
-        </w:rPr>
+          <w:rFonts w:ascii="Arial" w:hAnsi="Arial" w:cs="Arial" w:hint="eastAsia"/>
+          <w:color w:val="202122"/>
+          <w:sz w:val="23"/>
+          <w:szCs w:val="23"/>
+          <w:shd w:val="clear" w:color="auto" w:fill="FFFFFF"/>
+        </w:rPr>
+        <w:t xml:space="preserve">integer part: </w:t>
+      </w:r>
+      <w:r>
+        <w:rPr>
+          <w:rFonts w:ascii="Arial" w:hAnsi="Arial" w:cs="Arial" w:hint="eastAsia"/>
+          <w:color w:val="202122"/>
+          <w:sz w:val="23"/>
+          <w:szCs w:val="23"/>
+          <w:shd w:val="clear" w:color="auto" w:fill="FFFFFF"/>
+        </w:rPr>
+        <w:t>一个数的整数部分。例如：</w:t>
+      </w:r>
+      <w:r>
+        <w:rPr>
+          <w:rFonts w:ascii="Arial" w:hAnsi="Arial" w:cs="Arial" w:hint="eastAsia"/>
+          <w:color w:val="202122"/>
+          <w:sz w:val="23"/>
+          <w:szCs w:val="23"/>
+          <w:shd w:val="clear" w:color="auto" w:fill="FFFFFF"/>
+        </w:rPr>
+        <w:t>2.3</w:t>
+      </w:r>
+      <w:r>
+        <w:rPr>
+          <w:rFonts w:ascii="Arial" w:hAnsi="Arial" w:cs="Arial" w:hint="eastAsia"/>
+          <w:color w:val="202122"/>
+          <w:sz w:val="23"/>
+          <w:szCs w:val="23"/>
+          <w:shd w:val="clear" w:color="auto" w:fill="FFFFFF"/>
+        </w:rPr>
+        <w:t>中的</w:t>
+      </w:r>
+      <w:r>
+        <w:rPr>
+          <w:rFonts w:ascii="Arial" w:hAnsi="Arial" w:cs="Arial" w:hint="eastAsia"/>
+          <w:color w:val="202122"/>
+          <w:sz w:val="23"/>
+          <w:szCs w:val="23"/>
+          <w:shd w:val="clear" w:color="auto" w:fill="FFFFFF"/>
+        </w:rPr>
+        <w:t>2</w:t>
+      </w:r>
+    </w:p>
+    <w:p>
+      <w:pPr>
+        <w:rPr>
+          <w:rFonts w:ascii="Arial" w:hAnsi="Arial" w:cs="Arial" w:hint="eastAsia"/>
+          <w:color w:val="202122"/>
+          <w:sz w:val="23"/>
+          <w:szCs w:val="23"/>
+          <w:shd w:val="clear" w:color="auto" w:fill="FFFFFF"/>
+        </w:rPr>
+      </w:pPr>
+      <w:r>
+        <w:rPr>
+          <w:rFonts w:ascii="Arial" w:hAnsi="Arial" w:cs="Arial" w:hint="eastAsia"/>
+          <w:color w:val="202122"/>
+          <w:sz w:val="23"/>
+          <w:szCs w:val="23"/>
+          <w:shd w:val="clear" w:color="auto" w:fill="FFFFFF"/>
+        </w:rPr>
+        <w:t xml:space="preserve">fractional part: </w:t>
+      </w:r>
+      <w:r>
+        <w:rPr>
+          <w:rFonts w:ascii="Arial" w:hAnsi="Arial" w:cs="Arial" w:hint="eastAsia"/>
+          <w:color w:val="202122"/>
+          <w:sz w:val="23"/>
+          <w:szCs w:val="23"/>
+          <w:shd w:val="clear" w:color="auto" w:fill="FFFFFF"/>
+        </w:rPr>
+        <w:t>一个数中的小数部分。例如：</w:t>
+      </w:r>
+      <w:r>
+        <w:rPr>
+          <w:rFonts w:ascii="Arial" w:hAnsi="Arial" w:cs="Arial" w:hint="eastAsia"/>
+          <w:color w:val="202122"/>
+          <w:sz w:val="23"/>
+          <w:szCs w:val="23"/>
+          <w:shd w:val="clear" w:color="auto" w:fill="FFFFFF"/>
+        </w:rPr>
+        <w:t>2.3</w:t>
+      </w:r>
+      <w:r>
+        <w:rPr>
+          <w:rFonts w:ascii="Arial" w:hAnsi="Arial" w:cs="Arial" w:hint="eastAsia"/>
+          <w:color w:val="202122"/>
+          <w:sz w:val="23"/>
+          <w:szCs w:val="23"/>
+          <w:shd w:val="clear" w:color="auto" w:fill="FFFFFF"/>
+        </w:rPr>
+        <w:t>中的</w:t>
+      </w:r>
+      <w:r>
+        <w:rPr>
+          <w:rFonts w:ascii="Arial" w:hAnsi="Arial" w:cs="Arial" w:hint="eastAsia"/>
+          <w:color w:val="202122"/>
+          <w:sz w:val="23"/>
+          <w:szCs w:val="23"/>
+          <w:shd w:val="clear" w:color="auto" w:fill="FFFFFF"/>
+        </w:rPr>
+        <w:t>0.3</w:t>
+      </w:r>
+    </w:p>
+    <w:p>
+      <w:pPr>
+        <w:rPr>
+          <w:rFonts w:ascii="Arial" w:hAnsi="Arial" w:cs="Arial" w:hint="eastAsia"/>
+          <w:color w:val="202122"/>
+          <w:sz w:val="23"/>
+          <w:szCs w:val="23"/>
+          <w:shd w:val="clear" w:color="auto" w:fill="FFFFFF"/>
+        </w:rPr>
+      </w:pPr>
+      <w:r>
+        <w:rPr>
+          <w:rFonts w:ascii="Arial" w:hAnsi="Arial" w:cs="Arial"/>
+          <w:color w:val="202122"/>
+          <w:sz w:val="23"/>
+          <w:szCs w:val="23"/>
+          <w:shd w:val="clear" w:color="auto" w:fill="FFFFFF"/>
+        </w:rPr>
+        <w:lastRenderedPageBreak/>
         <w:t>fractional</w:t>
       </w:r>
       <w:r>
@@ -1318,7 +1441,7 @@
           <w:szCs w:val="23"/>
           <w:shd w:val="clear" w:color="auto" w:fill="FFFFFF"/>
         </w:rPr>
-        <w:t xml:space="preserve"> : </w:t>
+        <w:t xml:space="preserve">: </w:t>
       </w:r>
       <w:r>
         <w:rPr>
@@ -1379,346 +1502,345 @@
           <w:szCs w:val="23"/>
           <w:shd w:val="clear" w:color="auto" w:fill="FFFFFF"/>
         </w:rPr>
-        <w:lastRenderedPageBreak/>
+        <w:t>parenthesis</w:t>
+      </w:r>
+      <w:r>
+        <w:rPr>
+          <w:rFonts w:ascii="Arial" w:hAnsi="Arial" w:cs="Arial"/>
+          <w:color w:val="202122"/>
+          <w:sz w:val="23"/>
+          <w:szCs w:val="23"/>
+          <w:shd w:val="clear" w:color="auto" w:fill="FFFFFF"/>
+        </w:rPr>
+        <w:t xml:space="preserve"> /</w:t>
+      </w:r>
+      <w:r>
+        <w:rPr>
+          <w:rFonts w:ascii="GWIPA" w:hAnsi="GWIPA" w:cs="Arial"/>
+          <w:color w:val="202122"/>
+          <w:sz w:val="23"/>
+          <w:szCs w:val="23"/>
+          <w:shd w:val="clear" w:color="auto" w:fill="FFFFFF"/>
+        </w:rPr>
+        <w:t></w:t>
+      </w:r>
+      <w:r>
+        <w:rPr>
+          <w:rFonts w:ascii="GWIPA" w:hAnsi="GWIPA" w:cs="Arial"/>
+          <w:color w:val="202122"/>
+          <w:sz w:val="23"/>
+          <w:szCs w:val="23"/>
+          <w:shd w:val="clear" w:color="auto" w:fill="FFFFFF"/>
+        </w:rPr>
+        <w:t></w:t>
+      </w:r>
+      <w:r>
+        <w:rPr>
+          <w:rFonts w:ascii="GWIPA" w:hAnsi="GWIPA" w:cs="Arial"/>
+          <w:color w:val="202122"/>
+          <w:sz w:val="23"/>
+          <w:szCs w:val="23"/>
+          <w:shd w:val="clear" w:color="auto" w:fill="FFFFFF"/>
+        </w:rPr>
+        <w:t></w:t>
+      </w:r>
+      <w:r>
+        <w:rPr>
+          <w:rFonts w:ascii="GWIPA" w:hAnsi="GWIPA" w:cs="Arial"/>
+          <w:color w:val="202122"/>
+          <w:sz w:val="23"/>
+          <w:szCs w:val="23"/>
+          <w:shd w:val="clear" w:color="auto" w:fill="FFFFFF"/>
+        </w:rPr>
+        <w:t></w:t>
+      </w:r>
+      <w:r>
+        <w:rPr>
+          <w:rFonts w:ascii="GWIPA" w:hAnsi="GWIPA" w:cs="Arial"/>
+          <w:color w:val="202122"/>
+          <w:sz w:val="23"/>
+          <w:szCs w:val="23"/>
+          <w:shd w:val="clear" w:color="auto" w:fill="FFFFFF"/>
+        </w:rPr>
+        <w:t></w:t>
+      </w:r>
+      <w:r>
+        <w:rPr>
+          <w:rFonts w:ascii="GWIPA" w:hAnsi="GWIPA" w:cs="Arial"/>
+          <w:color w:val="202122"/>
+          <w:sz w:val="23"/>
+          <w:szCs w:val="23"/>
+          <w:shd w:val="clear" w:color="auto" w:fill="FFFFFF"/>
+        </w:rPr>
+        <w:t></w:t>
+      </w:r>
+      <w:r>
+        <w:rPr>
+          <w:rFonts w:ascii="GWIPA" w:hAnsi="GWIPA" w:cs="Arial"/>
+          <w:color w:val="202122"/>
+          <w:sz w:val="23"/>
+          <w:szCs w:val="23"/>
+          <w:shd w:val="clear" w:color="auto" w:fill="FFFFFF"/>
+        </w:rPr>
+        <w:t></w:t>
+      </w:r>
+      <w:r>
+        <w:rPr>
+          <w:rFonts w:ascii="GWIPA" w:hAnsi="GWIPA" w:cs="Arial"/>
+          <w:color w:val="202122"/>
+          <w:sz w:val="23"/>
+          <w:szCs w:val="23"/>
+          <w:shd w:val="clear" w:color="auto" w:fill="FFFFFF"/>
+        </w:rPr>
+        <w:t></w:t>
+      </w:r>
+      <w:r>
+        <w:rPr>
+          <w:rFonts w:ascii="GWIPA" w:hAnsi="GWIPA" w:cs="Arial"/>
+          <w:color w:val="202122"/>
+          <w:sz w:val="23"/>
+          <w:szCs w:val="23"/>
+          <w:shd w:val="clear" w:color="auto" w:fill="FFFFFF"/>
+        </w:rPr>
+        <w:t></w:t>
+      </w:r>
+      <w:r>
+        <w:rPr>
+          <w:rFonts w:ascii="GWIPA" w:hAnsi="GWIPA" w:cs="Arial"/>
+          <w:color w:val="202122"/>
+          <w:sz w:val="23"/>
+          <w:szCs w:val="23"/>
+          <w:shd w:val="clear" w:color="auto" w:fill="FFFFFF"/>
+        </w:rPr>
+        <w:t></w:t>
+      </w:r>
+      <w:r>
+        <w:rPr>
+          <w:rFonts w:ascii="GWIPA" w:hAnsi="GWIPA" w:cs="Arial"/>
+          <w:color w:val="202122"/>
+          <w:sz w:val="23"/>
+          <w:szCs w:val="23"/>
+          <w:shd w:val="clear" w:color="auto" w:fill="FFFFFF"/>
+        </w:rPr>
+        <w:t></w:t>
+      </w:r>
+      <w:r>
+        <w:rPr>
+          <w:rFonts w:ascii="GWIPA" w:hAnsi="GWIPA" w:cs="Arial"/>
+          <w:color w:val="202122"/>
+          <w:sz w:val="23"/>
+          <w:szCs w:val="23"/>
+          <w:shd w:val="clear" w:color="auto" w:fill="FFFFFF"/>
+        </w:rPr>
+        <w:t></w:t>
+      </w:r>
+      <w:r>
+        <w:rPr>
+          <w:rFonts w:ascii="Arial" w:hAnsi="Arial" w:cs="Arial"/>
+          <w:color w:val="202122"/>
+          <w:sz w:val="23"/>
+          <w:szCs w:val="23"/>
+          <w:shd w:val="clear" w:color="auto" w:fill="FFFFFF"/>
+        </w:rPr>
+        <w:t>/</w:t>
+      </w:r>
+      <w:r>
+        <w:rPr>
+          <w:rFonts w:ascii="Arial" w:hAnsi="Arial" w:cs="Arial"/>
+          <w:color w:val="202122"/>
+          <w:sz w:val="23"/>
+          <w:szCs w:val="23"/>
+          <w:shd w:val="clear" w:color="auto" w:fill="FFFFFF"/>
+        </w:rPr>
+        <w:t xml:space="preserve">: [n. pl. parentheses] </w:t>
+      </w:r>
+      <w:r>
+        <w:rPr>
+          <w:rFonts w:ascii="Arial" w:hAnsi="Arial" w:cs="Arial"/>
+          <w:color w:val="202122"/>
+          <w:sz w:val="23"/>
+          <w:szCs w:val="23"/>
+          <w:shd w:val="clear" w:color="auto" w:fill="FFFFFF"/>
+        </w:rPr>
+        <w:t>括号</w:t>
+      </w:r>
+    </w:p>
+    <w:p>
+      <w:pPr>
+        <w:rPr>
+          <w:rFonts w:ascii="Arial" w:hAnsi="Arial" w:cs="Arial"/>
+          <w:color w:val="202122"/>
+          <w:sz w:val="23"/>
+          <w:szCs w:val="23"/>
+          <w:shd w:val="clear" w:color="auto" w:fill="FFFFFF"/>
+        </w:rPr>
+      </w:pPr>
+      <w:r>
+        <w:rPr>
+          <w:rFonts w:ascii="Arial" w:hAnsi="Arial" w:cs="Arial"/>
+          <w:color w:val="202122"/>
+          <w:sz w:val="23"/>
+          <w:szCs w:val="23"/>
+          <w:shd w:val="clear" w:color="auto" w:fill="FFFFFF"/>
+        </w:rPr>
+        <w:t xml:space="preserve">brace: </w:t>
+      </w:r>
+      <w:r>
+        <w:rPr>
+          <w:rFonts w:ascii="Arial" w:hAnsi="Arial" w:cs="Arial"/>
+          <w:color w:val="202122"/>
+          <w:sz w:val="23"/>
+          <w:szCs w:val="23"/>
+          <w:shd w:val="clear" w:color="auto" w:fill="FFFFFF"/>
+        </w:rPr>
+        <w:t>大括号</w:t>
+      </w:r>
+      <w:r>
+        <w:rPr>
+          <w:rFonts w:ascii="Arial" w:hAnsi="Arial" w:cs="Arial"/>
+          <w:color w:val="202122"/>
+          <w:sz w:val="23"/>
+          <w:szCs w:val="23"/>
+          <w:shd w:val="clear" w:color="auto" w:fill="FFFFFF"/>
+        </w:rPr>
+        <w:t xml:space="preserve"> {}</w:t>
+      </w:r>
+    </w:p>
+    <w:p>
+      <w:pPr>
+        <w:rPr>
+          <w:rFonts w:ascii="Arial" w:hAnsi="Arial" w:cs="Arial"/>
+          <w:color w:val="202122"/>
+          <w:sz w:val="23"/>
+          <w:szCs w:val="23"/>
+          <w:shd w:val="clear" w:color="auto" w:fill="FFFFFF"/>
+        </w:rPr>
+      </w:pPr>
+      <w:r>
+        <w:rPr>
+          <w:rFonts w:ascii="Arial" w:hAnsi="Arial" w:cs="Arial"/>
+          <w:color w:val="202122"/>
+          <w:sz w:val="23"/>
+          <w:szCs w:val="23"/>
+          <w:shd w:val="clear" w:color="auto" w:fill="FFFFFF"/>
+        </w:rPr>
+        <w:t xml:space="preserve">bracket: </w:t>
+      </w:r>
+      <w:r>
+        <w:rPr>
+          <w:rFonts w:ascii="Arial" w:hAnsi="Arial" w:cs="Arial"/>
+          <w:color w:val="202122"/>
+          <w:sz w:val="23"/>
+          <w:szCs w:val="23"/>
+          <w:shd w:val="clear" w:color="auto" w:fill="FFFFFF"/>
+        </w:rPr>
+        <w:t>中括号</w:t>
+      </w:r>
+      <w:r>
+        <w:rPr>
+          <w:rFonts w:ascii="Arial" w:hAnsi="Arial" w:cs="Arial" w:hint="eastAsia"/>
+          <w:color w:val="202122"/>
+          <w:sz w:val="23"/>
+          <w:szCs w:val="23"/>
+          <w:shd w:val="clear" w:color="auto" w:fill="FFFFFF"/>
+        </w:rPr>
+        <w:t xml:space="preserve"> </w:t>
+      </w:r>
+      <w:r>
+        <w:rPr>
+          <w:rFonts w:ascii="Arial" w:hAnsi="Arial" w:cs="Arial"/>
+          <w:color w:val="202122"/>
+          <w:sz w:val="23"/>
+          <w:szCs w:val="23"/>
+          <w:shd w:val="clear" w:color="auto" w:fill="FFFFFF"/>
+        </w:rPr>
+        <w:t>[]</w:t>
+      </w:r>
+    </w:p>
+    <w:p>
+      <w:pPr>
+        <w:rPr>
+          <w:rFonts w:ascii="Arial" w:hAnsi="Arial" w:cs="Arial"/>
+          <w:color w:val="202122"/>
+          <w:sz w:val="23"/>
+          <w:szCs w:val="23"/>
+          <w:shd w:val="clear" w:color="auto" w:fill="FFFFFF"/>
+        </w:rPr>
+      </w:pPr>
+      <w:r>
+        <w:rPr>
+          <w:rFonts w:ascii="Arial" w:hAnsi="Arial" w:cs="Arial"/>
+          <w:color w:val="202122"/>
+          <w:sz w:val="23"/>
+          <w:szCs w:val="23"/>
+          <w:shd w:val="clear" w:color="auto" w:fill="FFFFFF"/>
+        </w:rPr>
+        <w:t xml:space="preserve">scientific notation: </w:t>
+      </w:r>
+      <w:r>
+        <w:rPr>
+          <w:rFonts w:ascii="Arial" w:hAnsi="Arial" w:cs="Arial"/>
+          <w:color w:val="202122"/>
+          <w:sz w:val="23"/>
+          <w:szCs w:val="23"/>
+          <w:shd w:val="clear" w:color="auto" w:fill="FFFFFF"/>
+        </w:rPr>
+        <w:t>科学计数法</w:t>
+      </w:r>
+    </w:p>
+    <w:p>
+      <w:pPr>
+        <w:rPr>
+          <w:rFonts w:ascii="Arial" w:hAnsi="Arial" w:cs="Arial"/>
+          <w:color w:val="202122"/>
+          <w:sz w:val="23"/>
+          <w:szCs w:val="23"/>
+          <w:shd w:val="clear" w:color="auto" w:fill="FFFFFF"/>
+        </w:rPr>
+      </w:pPr>
+    </w:p>
+    <w:p>
+      <w:pPr>
+        <w:rPr>
+          <w:rFonts w:ascii="Arial" w:hAnsi="Arial" w:cs="Arial"/>
+          <w:color w:val="202122"/>
+          <w:sz w:val="23"/>
+          <w:szCs w:val="23"/>
+          <w:shd w:val="clear" w:color="auto" w:fill="FFFFFF"/>
+        </w:rPr>
+      </w:pPr>
+      <w:r>
+        <w:rPr>
+          <w:rFonts w:ascii="Arial" w:hAnsi="Arial" w:cs="Arial" w:hint="eastAsia"/>
+          <w:color w:val="202122"/>
+          <w:sz w:val="23"/>
+          <w:szCs w:val="23"/>
+          <w:shd w:val="clear" w:color="auto" w:fill="FFFFFF"/>
+        </w:rPr>
+        <w:t xml:space="preserve">circumference: </w:t>
+      </w:r>
+      <w:r>
+        <w:rPr>
+          <w:rFonts w:ascii="Arial" w:hAnsi="Arial" w:cs="Arial" w:hint="eastAsia"/>
+          <w:color w:val="202122"/>
+          <w:sz w:val="23"/>
+          <w:szCs w:val="23"/>
+          <w:shd w:val="clear" w:color="auto" w:fill="FFFFFF"/>
+        </w:rPr>
+        <w:t>圆的周长</w:t>
+      </w:r>
+      <w:r>
+        <w:rPr>
+          <w:rFonts w:ascii="Arial" w:hAnsi="Arial" w:cs="Arial"/>
+          <w:color w:val="202122"/>
+          <w:sz w:val="23"/>
+          <w:szCs w:val="23"/>
+          <w:shd w:val="clear" w:color="auto" w:fill="FFFFFF"/>
+        </w:rPr>
         <w:br/>
       </w:r>
       <w:r>
         <w:rPr>
-          <w:rFonts w:ascii="Arial" w:hAnsi="Arial" w:cs="Arial"/>
-          <w:color w:val="202122"/>
-          <w:sz w:val="23"/>
-          <w:szCs w:val="23"/>
-          <w:shd w:val="clear" w:color="auto" w:fill="FFFFFF"/>
-        </w:rPr>
-        <w:t>parenthesis</w:t>
-      </w:r>
-      <w:r>
-        <w:rPr>
-          <w:rFonts w:ascii="Arial" w:hAnsi="Arial" w:cs="Arial"/>
-          <w:color w:val="202122"/>
-          <w:sz w:val="23"/>
-          <w:szCs w:val="23"/>
-          <w:shd w:val="clear" w:color="auto" w:fill="FFFFFF"/>
-        </w:rPr>
-        <w:t xml:space="preserve"> /</w:t>
-      </w:r>
-      <w:r>
-        <w:rPr>
-          <w:rFonts w:ascii="GWIPA" w:hAnsi="GWIPA" w:cs="Arial"/>
-          <w:color w:val="202122"/>
-          <w:sz w:val="23"/>
-          <w:szCs w:val="23"/>
-          <w:shd w:val="clear" w:color="auto" w:fill="FFFFFF"/>
-        </w:rPr>
-        <w:t></w:t>
-      </w:r>
-      <w:r>
-        <w:rPr>
-          <w:rFonts w:ascii="GWIPA" w:hAnsi="GWIPA" w:cs="Arial"/>
-          <w:color w:val="202122"/>
-          <w:sz w:val="23"/>
-          <w:szCs w:val="23"/>
-          <w:shd w:val="clear" w:color="auto" w:fill="FFFFFF"/>
-        </w:rPr>
-        <w:t></w:t>
-      </w:r>
-      <w:r>
-        <w:rPr>
-          <w:rFonts w:ascii="GWIPA" w:hAnsi="GWIPA" w:cs="Arial"/>
-          <w:color w:val="202122"/>
-          <w:sz w:val="23"/>
-          <w:szCs w:val="23"/>
-          <w:shd w:val="clear" w:color="auto" w:fill="FFFFFF"/>
-        </w:rPr>
-        <w:t></w:t>
-      </w:r>
-      <w:r>
-        <w:rPr>
-          <w:rFonts w:ascii="GWIPA" w:hAnsi="GWIPA" w:cs="Arial"/>
-          <w:color w:val="202122"/>
-          <w:sz w:val="23"/>
-          <w:szCs w:val="23"/>
-          <w:shd w:val="clear" w:color="auto" w:fill="FFFFFF"/>
-        </w:rPr>
-        <w:t></w:t>
-      </w:r>
-      <w:r>
-        <w:rPr>
-          <w:rFonts w:ascii="GWIPA" w:hAnsi="GWIPA" w:cs="Arial"/>
-          <w:color w:val="202122"/>
-          <w:sz w:val="23"/>
-          <w:szCs w:val="23"/>
-          <w:shd w:val="clear" w:color="auto" w:fill="FFFFFF"/>
-        </w:rPr>
-        <w:t></w:t>
-      </w:r>
-      <w:r>
-        <w:rPr>
-          <w:rFonts w:ascii="GWIPA" w:hAnsi="GWIPA" w:cs="Arial"/>
-          <w:color w:val="202122"/>
-          <w:sz w:val="23"/>
-          <w:szCs w:val="23"/>
-          <w:shd w:val="clear" w:color="auto" w:fill="FFFFFF"/>
-        </w:rPr>
-        <w:t></w:t>
-      </w:r>
-      <w:r>
-        <w:rPr>
-          <w:rFonts w:ascii="GWIPA" w:hAnsi="GWIPA" w:cs="Arial"/>
-          <w:color w:val="202122"/>
-          <w:sz w:val="23"/>
-          <w:szCs w:val="23"/>
-          <w:shd w:val="clear" w:color="auto" w:fill="FFFFFF"/>
-        </w:rPr>
-        <w:t></w:t>
-      </w:r>
-      <w:r>
-        <w:rPr>
-          <w:rFonts w:ascii="GWIPA" w:hAnsi="GWIPA" w:cs="Arial"/>
-          <w:color w:val="202122"/>
-          <w:sz w:val="23"/>
-          <w:szCs w:val="23"/>
-          <w:shd w:val="clear" w:color="auto" w:fill="FFFFFF"/>
-        </w:rPr>
-        <w:t></w:t>
-      </w:r>
-      <w:r>
-        <w:rPr>
-          <w:rFonts w:ascii="GWIPA" w:hAnsi="GWIPA" w:cs="Arial"/>
-          <w:color w:val="202122"/>
-          <w:sz w:val="23"/>
-          <w:szCs w:val="23"/>
-          <w:shd w:val="clear" w:color="auto" w:fill="FFFFFF"/>
-        </w:rPr>
-        <w:t></w:t>
-      </w:r>
-      <w:r>
-        <w:rPr>
-          <w:rFonts w:ascii="GWIPA" w:hAnsi="GWIPA" w:cs="Arial"/>
-          <w:color w:val="202122"/>
-          <w:sz w:val="23"/>
-          <w:szCs w:val="23"/>
-          <w:shd w:val="clear" w:color="auto" w:fill="FFFFFF"/>
-        </w:rPr>
-        <w:t></w:t>
-      </w:r>
-      <w:r>
-        <w:rPr>
-          <w:rFonts w:ascii="GWIPA" w:hAnsi="GWIPA" w:cs="Arial"/>
-          <w:color w:val="202122"/>
-          <w:sz w:val="23"/>
-          <w:szCs w:val="23"/>
-          <w:shd w:val="clear" w:color="auto" w:fill="FFFFFF"/>
-        </w:rPr>
-        <w:t></w:t>
-      </w:r>
-      <w:r>
-        <w:rPr>
-          <w:rFonts w:ascii="GWIPA" w:hAnsi="GWIPA" w:cs="Arial"/>
-          <w:color w:val="202122"/>
-          <w:sz w:val="23"/>
-          <w:szCs w:val="23"/>
-          <w:shd w:val="clear" w:color="auto" w:fill="FFFFFF"/>
-        </w:rPr>
-        <w:t></w:t>
-      </w:r>
-      <w:r>
-        <w:rPr>
-          <w:rFonts w:ascii="Arial" w:hAnsi="Arial" w:cs="Arial"/>
-          <w:color w:val="202122"/>
-          <w:sz w:val="23"/>
-          <w:szCs w:val="23"/>
-          <w:shd w:val="clear" w:color="auto" w:fill="FFFFFF"/>
-        </w:rPr>
-        <w:t>/</w:t>
-      </w:r>
-      <w:r>
-        <w:rPr>
-          <w:rFonts w:ascii="Arial" w:hAnsi="Arial" w:cs="Arial"/>
-          <w:color w:val="202122"/>
-          <w:sz w:val="23"/>
-          <w:szCs w:val="23"/>
-          <w:shd w:val="clear" w:color="auto" w:fill="FFFFFF"/>
-        </w:rPr>
-        <w:t xml:space="preserve">: [n. pl. parentheses] </w:t>
-      </w:r>
-      <w:r>
-        <w:rPr>
-          <w:rFonts w:ascii="Arial" w:hAnsi="Arial" w:cs="Arial"/>
-          <w:color w:val="202122"/>
-          <w:sz w:val="23"/>
-          <w:szCs w:val="23"/>
-          <w:shd w:val="clear" w:color="auto" w:fill="FFFFFF"/>
-        </w:rPr>
-        <w:t>括号</w:t>
-      </w:r>
-    </w:p>
-    <w:p>
-      <w:pPr>
-        <w:rPr>
-          <w:rFonts w:ascii="Arial" w:hAnsi="Arial" w:cs="Arial"/>
-          <w:color w:val="202122"/>
-          <w:sz w:val="23"/>
-          <w:szCs w:val="23"/>
-          <w:shd w:val="clear" w:color="auto" w:fill="FFFFFF"/>
-        </w:rPr>
-      </w:pPr>
-      <w:r>
-        <w:rPr>
-          <w:rFonts w:ascii="Arial" w:hAnsi="Arial" w:cs="Arial"/>
-          <w:color w:val="202122"/>
-          <w:sz w:val="23"/>
-          <w:szCs w:val="23"/>
-          <w:shd w:val="clear" w:color="auto" w:fill="FFFFFF"/>
-        </w:rPr>
-        <w:t xml:space="preserve">brace: </w:t>
-      </w:r>
-      <w:r>
-        <w:rPr>
-          <w:rFonts w:ascii="Arial" w:hAnsi="Arial" w:cs="Arial"/>
-          <w:color w:val="202122"/>
-          <w:sz w:val="23"/>
-          <w:szCs w:val="23"/>
-          <w:shd w:val="clear" w:color="auto" w:fill="FFFFFF"/>
-        </w:rPr>
-        <w:t>大括号</w:t>
-      </w:r>
-      <w:r>
-        <w:rPr>
-          <w:rFonts w:ascii="Arial" w:hAnsi="Arial" w:cs="Arial"/>
-          <w:color w:val="202122"/>
-          <w:sz w:val="23"/>
-          <w:szCs w:val="23"/>
-          <w:shd w:val="clear" w:color="auto" w:fill="FFFFFF"/>
-        </w:rPr>
-        <w:t xml:space="preserve"> {}</w:t>
-      </w:r>
-    </w:p>
-    <w:p>
-      <w:pPr>
-        <w:rPr>
-          <w:rFonts w:ascii="Arial" w:hAnsi="Arial" w:cs="Arial"/>
-          <w:color w:val="202122"/>
-          <w:sz w:val="23"/>
-          <w:szCs w:val="23"/>
-          <w:shd w:val="clear" w:color="auto" w:fill="FFFFFF"/>
-        </w:rPr>
-      </w:pPr>
-      <w:r>
-        <w:rPr>
-          <w:rFonts w:ascii="Arial" w:hAnsi="Arial" w:cs="Arial"/>
-          <w:color w:val="202122"/>
-          <w:sz w:val="23"/>
-          <w:szCs w:val="23"/>
-          <w:shd w:val="clear" w:color="auto" w:fill="FFFFFF"/>
-        </w:rPr>
-        <w:t xml:space="preserve">bracket : </w:t>
-      </w:r>
-      <w:r>
-        <w:rPr>
-          <w:rFonts w:ascii="Arial" w:hAnsi="Arial" w:cs="Arial"/>
-          <w:color w:val="202122"/>
-          <w:sz w:val="23"/>
-          <w:szCs w:val="23"/>
-          <w:shd w:val="clear" w:color="auto" w:fill="FFFFFF"/>
-        </w:rPr>
-        <w:t>中括号</w:t>
-      </w:r>
-      <w:r>
-        <w:rPr>
-          <w:rFonts w:ascii="Arial" w:hAnsi="Arial" w:cs="Arial"/>
-          <w:color w:val="202122"/>
-          <w:sz w:val="23"/>
-          <w:szCs w:val="23"/>
-          <w:shd w:val="clear" w:color="auto" w:fill="FFFFFF"/>
-        </w:rPr>
-        <w:t>[]</w:t>
-      </w:r>
-    </w:p>
-    <w:p>
-      <w:pPr>
-        <w:rPr>
-          <w:rFonts w:ascii="Arial" w:hAnsi="Arial" w:cs="Arial"/>
-          <w:color w:val="202122"/>
-          <w:sz w:val="23"/>
-          <w:szCs w:val="23"/>
-          <w:shd w:val="clear" w:color="auto" w:fill="FFFFFF"/>
-        </w:rPr>
-      </w:pPr>
-      <w:r>
-        <w:rPr>
-          <w:rFonts w:ascii="Arial" w:hAnsi="Arial" w:cs="Arial"/>
-          <w:color w:val="202122"/>
-          <w:sz w:val="23"/>
-          <w:szCs w:val="23"/>
-          <w:shd w:val="clear" w:color="auto" w:fill="FFFFFF"/>
-        </w:rPr>
-        <w:t xml:space="preserve">scientific notation : </w:t>
-      </w:r>
-      <w:r>
-        <w:rPr>
-          <w:rFonts w:ascii="Arial" w:hAnsi="Arial" w:cs="Arial"/>
-          <w:color w:val="202122"/>
-          <w:sz w:val="23"/>
-          <w:szCs w:val="23"/>
-          <w:shd w:val="clear" w:color="auto" w:fill="FFFFFF"/>
-        </w:rPr>
-        <w:t>科学计数法</w:t>
-      </w:r>
-    </w:p>
-    <w:p>
-      <w:pPr>
-        <w:rPr>
-          <w:rFonts w:ascii="Arial" w:hAnsi="Arial" w:cs="Arial"/>
-          <w:color w:val="202122"/>
-          <w:sz w:val="23"/>
-          <w:szCs w:val="23"/>
-          <w:shd w:val="clear" w:color="auto" w:fill="FFFFFF"/>
-        </w:rPr>
-      </w:pPr>
-    </w:p>
-    <w:p>
-      <w:pPr>
-        <w:rPr>
-          <w:rFonts w:ascii="Arial" w:hAnsi="Arial" w:cs="Arial"/>
-          <w:color w:val="202122"/>
-          <w:sz w:val="23"/>
-          <w:szCs w:val="23"/>
-          <w:shd w:val="clear" w:color="auto" w:fill="FFFFFF"/>
-        </w:rPr>
-      </w:pPr>
-      <w:r>
-        <w:rPr>
-          <w:rFonts w:ascii="Arial" w:hAnsi="Arial" w:cs="Arial" w:hint="eastAsia"/>
-          <w:color w:val="202122"/>
-          <w:sz w:val="23"/>
-          <w:szCs w:val="23"/>
-          <w:shd w:val="clear" w:color="auto" w:fill="FFFFFF"/>
-        </w:rPr>
-        <w:t xml:space="preserve">circumference: </w:t>
-      </w:r>
-      <w:r>
-        <w:rPr>
-          <w:rFonts w:ascii="Arial" w:hAnsi="Arial" w:cs="Arial" w:hint="eastAsia"/>
-          <w:color w:val="202122"/>
-          <w:sz w:val="23"/>
-          <w:szCs w:val="23"/>
-          <w:shd w:val="clear" w:color="auto" w:fill="FFFFFF"/>
-        </w:rPr>
-        <w:t>圆的周长</w:t>
-      </w:r>
-      <w:r>
-        <w:rPr>
-          <w:rFonts w:ascii="Arial" w:hAnsi="Arial" w:cs="Arial"/>
-          <w:color w:val="202122"/>
-          <w:sz w:val="23"/>
-          <w:szCs w:val="23"/>
-          <w:shd w:val="clear" w:color="auto" w:fill="FFFFFF"/>
-        </w:rPr>
-        <w:br/>
-      </w:r>
-      <w:r>
-        <w:rPr>
           <w:rFonts w:ascii="Arial" w:hAnsi="Arial" w:cs="Arial" w:hint="eastAsia"/>
           <w:color w:val="202122"/>
           <w:sz w:val="23"/>
@@ -1756,7 +1878,27 @@
           <w:szCs w:val="23"/>
           <w:shd w:val="clear" w:color="auto" w:fill="FFFFFF"/>
         </w:rPr>
-        <w:t xml:space="preserve">divdend: </w:t>
+        <w:t>div</w:t>
+      </w:r>
+      <w:r>
+        <w:rPr>
+          <w:rFonts w:ascii="Arial" w:hAnsi="Arial" w:cs="Arial" w:hint="eastAsia"/>
+          <w:color w:val="202122"/>
+          <w:sz w:val="23"/>
+          <w:szCs w:val="23"/>
+          <w:shd w:val="clear" w:color="auto" w:fill="FFFFFF"/>
+        </w:rPr>
+        <w:t>i</w:t>
+      </w:r>
+      <w:r>
+        <w:rPr>
+          <w:rFonts w:ascii="Arial" w:hAnsi="Arial" w:cs="Arial" w:hint="eastAsia"/>
+          <w:color w:val="202122"/>
+          <w:sz w:val="23"/>
+          <w:szCs w:val="23"/>
+          <w:shd w:val="clear" w:color="auto" w:fill="FFFFFF"/>
+        </w:rPr>
+        <w:t xml:space="preserve">dend: </w:t>
       </w:r>
       <w:r>
         <w:rPr>
@@ -1787,7 +1929,27 @@
           <w:szCs w:val="23"/>
           <w:shd w:val="clear" w:color="auto" w:fill="FFFFFF"/>
         </w:rPr>
-        <w:t xml:space="preserve">divsor: </w:t>
+        <w:t>div</w:t>
+      </w:r>
+      <w:r>
+        <w:rPr>
+          <w:rFonts w:ascii="Arial" w:hAnsi="Arial" w:cs="Arial" w:hint="eastAsia"/>
+          <w:color w:val="202122"/>
+          <w:sz w:val="23"/>
+          <w:szCs w:val="23"/>
+          <w:shd w:val="clear" w:color="auto" w:fill="FFFFFF"/>
+        </w:rPr>
+        <w:t>i</w:t>
+      </w:r>
+      <w:r>
+        <w:rPr>
+          <w:rFonts w:ascii="Arial" w:hAnsi="Arial" w:cs="Arial" w:hint="eastAsia"/>
+          <w:color w:val="202122"/>
+          <w:sz w:val="23"/>
+          <w:szCs w:val="23"/>
+          <w:shd w:val="clear" w:color="auto" w:fill="FFFFFF"/>
+        </w:rPr>
+        <w:t xml:space="preserve">sor: </w:t>
       </w:r>
       <w:r>
         <w:rPr>
@@ -1829,6 +1991,159 @@
           <w:shd w:val="clear" w:color="auto" w:fill="FFFFFF"/>
         </w:rPr>
         <w:t>除法</w:t>
+      </w:r>
+    </w:p>
+    <w:p>
+      <w:pPr>
+        <w:rPr>
+          <w:rFonts w:ascii="Arial" w:hAnsi="Arial" w:cs="Arial"/>
+          <w:color w:val="202122"/>
+          <w:sz w:val="23"/>
+          <w:szCs w:val="23"/>
+          <w:shd w:val="clear" w:color="auto" w:fill="FFFFFF"/>
+        </w:rPr>
+      </w:pPr>
+      <w:r>
+        <w:rPr>
+          <w:rFonts w:ascii="Arial" w:hAnsi="Arial" w:cs="Arial" w:hint="eastAsia"/>
+          <w:color w:val="202122"/>
+          <w:sz w:val="23"/>
+          <w:szCs w:val="23"/>
+          <w:shd w:val="clear" w:color="auto" w:fill="FFFFFF"/>
+        </w:rPr>
+        <w:t xml:space="preserve">remainder: </w:t>
+      </w:r>
+      <w:r>
+        <w:rPr>
+          <w:rFonts w:ascii="Arial" w:hAnsi="Arial" w:cs="Arial" w:hint="eastAsia"/>
+          <w:color w:val="202122"/>
+          <w:sz w:val="23"/>
+          <w:szCs w:val="23"/>
+          <w:shd w:val="clear" w:color="auto" w:fill="FFFFFF"/>
+        </w:rPr>
+        <w:t>余数</w:t>
+      </w:r>
+    </w:p>
+    <w:p>
+      <w:pPr>
+        <w:rPr>
+          <w:rFonts w:ascii="Arial" w:hAnsi="Arial" w:cs="Arial"/>
+          <w:color w:val="202122"/>
+          <w:sz w:val="23"/>
+          <w:szCs w:val="23"/>
+          <w:shd w:val="clear" w:color="auto" w:fill="FFFFFF"/>
+        </w:rPr>
+      </w:pPr>
+      <w:r>
+        <w:rPr>
+          <w:rFonts w:ascii="Arial" w:hAnsi="Arial" w:cs="Arial" w:hint="eastAsia"/>
+          <w:color w:val="202122"/>
+          <w:sz w:val="23"/>
+          <w:szCs w:val="23"/>
+          <w:shd w:val="clear" w:color="auto" w:fill="FFFFFF"/>
+        </w:rPr>
+        <w:t xml:space="preserve">divide [vt.] </w:t>
+      </w:r>
+      <w:r>
+        <w:rPr>
+          <w:rFonts w:ascii="Arial" w:hAnsi="Arial" w:cs="Arial" w:hint="eastAsia"/>
+          <w:color w:val="202122"/>
+          <w:sz w:val="23"/>
+          <w:szCs w:val="23"/>
+          <w:shd w:val="clear" w:color="auto" w:fill="FFFFFF"/>
+        </w:rPr>
+        <w:t>除。</w:t>
+      </w:r>
+      <w:r>
+        <w:rPr>
+          <w:rFonts w:ascii="Arial" w:hAnsi="Arial" w:cs="Arial" w:hint="eastAsia"/>
+          <w:color w:val="202122"/>
+          <w:sz w:val="23"/>
+          <w:szCs w:val="23"/>
+          <w:shd w:val="clear" w:color="auto" w:fill="FFFFFF"/>
+        </w:rPr>
+        <w:t xml:space="preserve"> 30 / 6: 6 divides 30 or 30 is divided</w:t>
+      </w:r>
+      <w:r>
+        <w:rPr>
+          <w:rFonts w:ascii="Arial" w:hAnsi="Arial" w:cs="Arial" w:hint="eastAsia"/>
+          <w:color w:val="202122"/>
+          <w:sz w:val="23"/>
+          <w:szCs w:val="23"/>
+          <w:shd w:val="clear" w:color="auto" w:fill="FFFFFF"/>
+        </w:rPr>
+        <w:t>(</w:t>
+      </w:r>
+      <w:r>
+        <w:rPr>
+          <w:rFonts w:ascii="Arial" w:hAnsi="Arial" w:cs="Arial" w:hint="eastAsia"/>
+          <w:color w:val="202122"/>
+          <w:sz w:val="23"/>
+          <w:szCs w:val="23"/>
+          <w:shd w:val="clear" w:color="auto" w:fill="FFFFFF"/>
+        </w:rPr>
+        <w:t>被除于</w:t>
+      </w:r>
+      <w:r>
+        <w:rPr>
+          <w:rFonts w:ascii="Arial" w:hAnsi="Arial" w:cs="Arial" w:hint="eastAsia"/>
+          <w:color w:val="202122"/>
+          <w:sz w:val="23"/>
+          <w:szCs w:val="23"/>
+          <w:shd w:val="clear" w:color="auto" w:fill="FFFFFF"/>
+        </w:rPr>
+        <w:t>)</w:t>
+      </w:r>
+      <w:r>
+        <w:rPr>
+          <w:rFonts w:ascii="Arial" w:hAnsi="Arial" w:cs="Arial" w:hint="eastAsia"/>
+          <w:color w:val="202122"/>
+          <w:sz w:val="23"/>
+          <w:szCs w:val="23"/>
+          <w:shd w:val="clear" w:color="auto" w:fill="FFFFFF"/>
+        </w:rPr>
+        <w:t xml:space="preserve"> by 6</w:t>
+      </w:r>
+    </w:p>
+    <w:p>
+      <w:pPr>
+        <w:rPr>
+          <w:rFonts w:ascii="Arial" w:hAnsi="Arial" w:cs="Arial"/>
+          <w:color w:val="202122"/>
+          <w:sz w:val="23"/>
+          <w:szCs w:val="23"/>
+          <w:shd w:val="clear" w:color="auto" w:fill="FFFFFF"/>
+        </w:rPr>
+      </w:pPr>
+      <w:r>
+        <w:rPr>
+          <w:rFonts w:ascii="Arial" w:hAnsi="Arial" w:cs="Arial" w:hint="eastAsia"/>
+          <w:color w:val="202122"/>
+          <w:sz w:val="23"/>
+          <w:szCs w:val="23"/>
+          <w:shd w:val="clear" w:color="auto" w:fill="FFFFFF"/>
+        </w:rPr>
+        <w:t xml:space="preserve">multiple [n.] </w:t>
+      </w:r>
+      <w:r>
+        <w:rPr>
+          <w:rFonts w:ascii="Arial" w:hAnsi="Arial" w:cs="Arial" w:hint="eastAsia"/>
+          <w:color w:val="202122"/>
+          <w:sz w:val="23"/>
+          <w:szCs w:val="23"/>
+          <w:shd w:val="clear" w:color="auto" w:fill="FFFFFF"/>
+        </w:rPr>
+        <w:t>倍数。</w:t>
+      </w:r>
+      <w:r>
+        <w:rPr>
+          <w:rFonts w:ascii="Arial" w:hAnsi="Arial" w:cs="Arial" w:hint="eastAsia"/>
+          <w:color w:val="202122"/>
+          <w:sz w:val="23"/>
+          <w:szCs w:val="23"/>
+          <w:shd w:val="clear" w:color="auto" w:fill="FFFFFF"/>
+        </w:rPr>
+        <w:t xml:space="preserve"> 8 is multiple of 2. </w:t>
       </w:r>
     </w:p>
     <w:p>
@@ -3107,6 +3422,7 @@
           <w:sz w:val="22"/>
           <w:szCs w:val="24"/>
         </w:rPr>
+        <w:lastRenderedPageBreak/>
         <w:t>pharmaceutical</w:t>
       </w:r>
       <w:r>
@@ -3301,7 +3617,6 @@
           <w:sz w:val="24"/>
           <w:szCs w:val="24"/>
         </w:rPr>
-        <w:lastRenderedPageBreak/>
         <w:t>e.g. the development of new pharmaceuticals.</w:t>
       </w:r>
     </w:p>
@@ -4279,6 +4594,7 @@
           <w:rStyle w:val="pron"/>
           <w:rFonts w:ascii="Arial" w:hAnsi="Arial" w:cs="Arial"/>
         </w:rPr>
+        <w:lastRenderedPageBreak/>
         <w:tab/>
       </w:r>
       <w:r>
@@ -4394,7 +4710,6 @@
           <w:rStyle w:val="pron"/>
           <w:rFonts w:ascii="Arial" w:hAnsi="Arial" w:cs="Arial"/>
         </w:rPr>
-        <w:lastRenderedPageBreak/>
         <w:t>oppressive</w:t>
       </w:r>
       <w:r>
@@ -5515,7 +5830,6 @@
           <w:b/>
           <w:bCs/>
         </w:rPr>
-        <w:lastRenderedPageBreak/>
         <w:t>wheat</w:t>
       </w:r>
       <w:r>
@@ -6696,6 +7010,7 @@
           <w:rStyle w:val="pron"/>
           <w:rFonts w:ascii="Arial" w:hAnsi="Arial" w:cs="Arial"/>
         </w:rPr>
+        <w:lastRenderedPageBreak/>
         <w:t xml:space="preserve">tourism receipts : </w:t>
       </w:r>
       <w:r>
@@ -6793,7 +7108,6 @@
           <w:sz w:val="32"/>
           <w:szCs w:val="36"/>
         </w:rPr>
-        <w:lastRenderedPageBreak/>
         <w:t xml:space="preserve">22, </w:t>
       </w:r>
       <w:r>
@@ -7770,7 +8084,7 @@
       </w:r>
     </w:p>
     <w:p>
-      <w:hyperlink r:id="rId6" w:history="1">
+      <w:hyperlink r:id="rId7" w:history="1">
         <w:r>
           <w:rPr>
             <w:rStyle w:val="Hyperlink"/>
@@ -7923,6 +8237,7 @@
           <w:sz w:val="32"/>
           <w:szCs w:val="36"/>
         </w:rPr>
+        <w:lastRenderedPageBreak/>
         <w:t xml:space="preserve">25. </w:t>
       </w:r>
       <w:r>
@@ -8012,7 +8327,7 @@
           <w:rFonts w:ascii="Arial" w:hAnsi="Arial" w:cs="Arial"/>
         </w:rPr>
       </w:pPr>
-      <w:hyperlink r:id="rId7" w:history="1">
+      <w:hyperlink r:id="rId8" w:history="1">
         <w:r>
           <w:rPr>
             <w:rStyle w:val="Hyperlink"/>
@@ -8043,7 +8358,6 @@
           <w:sz w:val="24"/>
           <w:szCs w:val="32"/>
         </w:rPr>
-        <w:lastRenderedPageBreak/>
         <w:t>25.2 Trees</w:t>
       </w:r>
     </w:p>
@@ -8126,7 +8440,7 @@
                     <pic:cNvPicPr/>
                   </pic:nvPicPr>
                   <pic:blipFill>
-                    <a:blip r:embed="rId8"/>
+                    <a:blip r:embed="rId9"/>
                     <a:stretch>
                       <a:fillRect/>
                     </a:stretch>
@@ -8927,6 +9241,7 @@
           <w:b/>
           <w:bCs/>
         </w:rPr>
+        <w:lastRenderedPageBreak/>
         <w:t>cardinal directions</w:t>
       </w:r>
       <w:r>
@@ -8965,7 +9280,6 @@
           <w:b/>
           <w:bCs/>
         </w:rPr>
-        <w:lastRenderedPageBreak/>
         <w:t>ordinal directions</w:t>
       </w:r>
       <w:r>
@@ -9783,6 +10097,112 @@
     </w:p>
     <w:p>
       <w:pPr>
+        <w:outlineLvl w:val="1"/>
+        <w:rPr>
+          <w:rFonts w:ascii="Arial" w:hAnsi="Arial" w:cs="Arial"/>
+          <w:b/>
+          <w:bCs/>
+          <w:sz w:val="24"/>
+          <w:szCs w:val="28"/>
+        </w:rPr>
+      </w:pPr>
+      <w:r>
+        <w:rPr>
+          <w:rFonts w:ascii="Arial" w:hAnsi="Arial" w:cs="Arial" w:hint="eastAsia"/>
+          <w:b/>
+          <w:bCs/>
+          <w:sz w:val="24"/>
+          <w:szCs w:val="28"/>
+        </w:rPr>
+        <w:t>30.1 Fish</w:t>
+      </w:r>
+    </w:p>
+    <w:p>
+      <w:pPr>
+        <w:rPr>
+          <w:rFonts w:ascii="Arial" w:hAnsi="Arial" w:cs="Arial"/>
+          <w:sz w:val="22"/>
+          <w:szCs w:val="24"/>
+        </w:rPr>
+      </w:pPr>
+      <w:r>
+        <w:rPr>
+          <w:rFonts w:ascii="Arial" w:hAnsi="Arial" w:cs="Arial" w:hint="eastAsia"/>
+          <w:sz w:val="22"/>
+          <w:szCs w:val="24"/>
+        </w:rPr>
+        <w:t xml:space="preserve">carp: </w:t>
+      </w:r>
+      <w:r>
+        <w:rPr>
+          <w:rFonts w:ascii="Arial" w:hAnsi="Arial" w:cs="Arial" w:hint="eastAsia"/>
+          <w:sz w:val="22"/>
+          <w:szCs w:val="24"/>
+        </w:rPr>
+        <w:t>鲤鱼</w:t>
+      </w:r>
+    </w:p>
+    <w:p>
+      <w:pPr>
+        <w:rPr>
+          <w:rFonts w:ascii="Arial" w:hAnsi="Arial" w:cs="Arial"/>
+          <w:sz w:val="22"/>
+          <w:szCs w:val="24"/>
+        </w:rPr>
+      </w:pPr>
+      <w:r>
+        <w:rPr>
+          <w:rFonts w:ascii="Arial" w:hAnsi="Arial" w:cs="Arial" w:hint="eastAsia"/>
+          <w:sz w:val="22"/>
+          <w:szCs w:val="24"/>
+        </w:rPr>
+        <w:t xml:space="preserve">catfish: </w:t>
+      </w:r>
+      <w:r>
+        <w:rPr>
+          <w:rFonts w:ascii="Arial" w:hAnsi="Arial" w:cs="Arial" w:hint="eastAsia"/>
+          <w:sz w:val="22"/>
+          <w:szCs w:val="24"/>
+        </w:rPr>
+        <w:t>鲇鱼</w:t>
+      </w:r>
+    </w:p>
+    <w:p>
+      <w:pPr>
+        <w:rPr>
+          <w:rFonts w:ascii="Arial" w:hAnsi="Arial" w:cs="Arial"/>
+          <w:sz w:val="22"/>
+          <w:szCs w:val="24"/>
+        </w:rPr>
+      </w:pPr>
+      <w:r>
+        <w:rPr>
+          <w:rFonts w:ascii="Arial" w:hAnsi="Arial" w:cs="Arial" w:hint="eastAsia"/>
+          <w:sz w:val="22"/>
+          <w:szCs w:val="24"/>
+        </w:rPr>
+        <w:t xml:space="preserve">perch: </w:t>
+      </w:r>
+      <w:r>
+        <w:rPr>
+          <w:rFonts w:ascii="Arial" w:hAnsi="Arial" w:cs="Arial" w:hint="eastAsia"/>
+          <w:sz w:val="22"/>
+          <w:szCs w:val="24"/>
+        </w:rPr>
+        <w:t>鲈鱼</w:t>
+      </w:r>
+    </w:p>
+    <w:p>
+      <w:pPr>
+        <w:rPr>
+          <w:rFonts w:ascii="Arial" w:hAnsi="Arial" w:cs="Arial"/>
+          <w:sz w:val="22"/>
+          <w:szCs w:val="24"/>
+        </w:rPr>
+      </w:pPr>
+    </w:p>
+    <w:p>
+      <w:pPr>
         <w:outlineLvl w:val="0"/>
         <w:rPr>
           <w:rStyle w:val="pron"/>
@@ -10137,6 +10557,7 @@
           <w:b/>
           <w:bCs/>
         </w:rPr>
+        <w:lastRenderedPageBreak/>
         <w:t>environmental degradation</w:t>
       </w:r>
       <w:r>
@@ -10272,7 +10693,6 @@
           <w:rStyle w:val="pron"/>
           <w:rFonts w:ascii="Arial" w:hAnsi="Arial" w:cs="Arial" w:hint="eastAsia"/>
         </w:rPr>
-        <w:lastRenderedPageBreak/>
         <w:t>a longing for home.</w:t>
       </w:r>
       <w:r>
@@ -11115,6 +11535,7 @@
         <w:rPr>
           <w:rFonts w:ascii="Arial" w:hAnsi="Arial" w:cs="Arial" w:hint="eastAsia"/>
         </w:rPr>
+        <w:lastRenderedPageBreak/>
         <w:t xml:space="preserve">[n.] </w:t>
       </w:r>
       <w:r>
@@ -11642,6 +12063,7 @@
   <w:style w:type="character" w:default="1" w:styleId="DefaultParagraphFont">
     <w:name w:val="Default Paragraph Font"/>
     <w:uiPriority w:val="1"/>
+    <w:semiHidden/>
     <w:unhideWhenUsed/>
   </w:style>
   <w:style w:type="table" w:default="1" w:styleId="TableNormal">
@@ -12140,4 +12562,16 @@
     </a:ext>
   </a:extLst>
 </a:theme>
+</file>
+
+<file path=customXml/item1.xml><?xml version="1.0" encoding="utf-8"?>
+<b:Sources xmlns:b="http://schemas.openxmlformats.org/officeDocument/2006/bibliography" xmlns="http://schemas.openxmlformats.org/officeDocument/2006/bibliography" SelectedStyle="\APASixthEditionOfficeOnline.xsl" StyleName="APA" Version="6"/>
+</file>
+
+<file path=customXml/itemProps1.xml><?xml version="1.0" encoding="utf-8"?>
+<ds:datastoreItem xmlns:ds="http://schemas.openxmlformats.org/officeDocument/2006/customXml" ds:itemID="{00CF08F4-4BE8-4187-84A5-3BCA415DBD78}">
+  <ds:schemaRefs>
+    <ds:schemaRef ds:uri="http://schemas.openxmlformats.org/officeDocument/2006/bibliography"/>
+  </ds:schemaRefs>
+</ds:datastoreItem>
 </file>